--- a/ProjectReports/25-26 Final Progress Review ShuWang.docx
+++ b/ProjectReports/25-26 Final Progress Review ShuWang.docx
@@ -538,12 +538,21 @@
       </w:r>
       <w:r>
         <w:rPr>
+          <w:rFonts w:ascii="Arial" w:hAnsi="Arial" w:cs="Arial"/>
+          <w:sz w:val="32"/>
+          <w:szCs w:val="32"/>
+          <w:lang w:eastAsia="zh-CN"/>
+        </w:rPr>
+        <w:t>BSc (</w:t>
+      </w:r>
+      <w:r>
+        <w:rPr>
           <w:rFonts w:ascii="Arial" w:hAnsi="Arial" w:cs="Arial" w:hint="eastAsia"/>
           <w:sz w:val="32"/>
           <w:szCs w:val="32"/>
           <w:lang w:eastAsia="zh-CN"/>
         </w:rPr>
-        <w:t>BSc(Hon</w:t>
+        <w:t>Hon</w:t>
       </w:r>
       <w:r>
         <w:rPr>
